--- a/Files/01 - Bereshis/03 - Lech Lecha/5786/ Lech Lecha (2)/Lech Lecha 5786 (2).docx
+++ b/Files/01 - Bereshis/03 - Lech Lecha/5786/ Lech Lecha (2)/Lech Lecha 5786 (2).docx
@@ -2013,7 +2013,19 @@
         <w:rPr>
           <w:rFonts w:ascii="Times New Roman" w:hAnsi="Times New Roman" w:cs="Times New Roman"/>
         </w:rPr>
-        <w:t>said “W</w:t>
+        <w:t>said</w:t>
+      </w:r>
+      <w:r>
+        <w:rPr>
+          <w:rFonts w:ascii="Times New Roman" w:hAnsi="Times New Roman" w:cs="Times New Roman"/>
+        </w:rPr>
+        <w:t>,</w:t>
+      </w:r>
+      <w:r>
+        <w:rPr>
+          <w:rFonts w:ascii="Times New Roman" w:hAnsi="Times New Roman" w:cs="Times New Roman"/>
+        </w:rPr>
+        <w:t xml:space="preserve"> “W</w:t>
       </w:r>
       <w:r>
         <w:rPr>
@@ -2049,13 +2061,13 @@
         <w:rPr>
           <w:rFonts w:ascii="Times New Roman" w:hAnsi="Times New Roman" w:cs="Times New Roman"/>
         </w:rPr>
-        <w:t>he was such a majestic person that that</w:t>
-      </w:r>
-      <w:r>
-        <w:rPr>
-          <w:rFonts w:ascii="Times New Roman" w:hAnsi="Times New Roman" w:cs="Times New Roman"/>
-        </w:rPr>
-        <w:t xml:space="preserve"> her external beauty </w:t>
+        <w:t xml:space="preserve">he was such a majestic person that </w:t>
+      </w:r>
+      <w:r>
+        <w:rPr>
+          <w:rFonts w:ascii="Times New Roman" w:hAnsi="Times New Roman" w:cs="Times New Roman"/>
+        </w:rPr>
+        <w:t xml:space="preserve">her external beauty </w:t>
       </w:r>
       <w:r>
         <w:rPr>
